--- a/idea.docx
+++ b/idea.docx
@@ -169,6 +169,19 @@
           <w:lang w:val="vi-VN"/>
         </w:rPr>
         <w:t>dùng, chỉ cần chung 1 server có thể tìm được nhau( giống mô hình ome.tv ứng dụng gọi onl trên web)</w:t>
+      </w:r>
+    </w:p>
+    <w:p>
+      <w:pPr>
+        <w:rPr>
+          <w:lang w:val="vi-VN"/>
+        </w:rPr>
+      </w:pPr>
+      <w:r>
+        <w:rPr>
+          <w:lang w:val="vi-VN"/>
+        </w:rPr>
+        <w:t>Vì sử dụng API key + push github nên sử dụng thư viện os để  ẩn api key.</w:t>
       </w:r>
     </w:p>
     <w:sectPr>
